--- a/QE200012_MMA301_REPORT.docx
+++ b/QE200012_MMA301_REPORT.docx
@@ -194,7 +194,7 @@
                 <w:color w:val="2563EB"/>
                 <w:u w:val="single"/>
               </w:rPr>
-              <w:t>https://github.com/username/MMA301_BookShelf</w:t>
+              <w:t>https://github.com/DevTurtle-Hub/PE_MMA</w:t>
             </w:r>
           </w:p>
         </w:tc>
